--- a/CSV108_docx/007_Intended_Use_Statement.docx
+++ b/CSV108_docx/007_Intended_Use_Statement.docx
@@ -2524,7 +2524,765 @@
         <w:pStyle w:val="Heading1"/>
       </w:pPr>
       <w:r>
-        <w:t>6. Related documents</w:t>
+        <w:t>6. Misuse scenarios and required controls</w:t>
+      </w:r>
+    </w:p>
+    <w:tbl>
+      <w:tblPr>
+        <w:tblStyle w:val="TableGrid"/>
+        <w:tblW w:type="dxa" w:w="9360"/>
+        <w:tblLayout w:type="fixed"/>
+        <w:tblLook w:firstColumn="1" w:firstRow="1" w:lastColumn="0" w:lastRow="0" w:noHBand="0" w:noVBand="1" w:val="04A0"/>
+        <w:tblInd w:w="120" w:type="dxa"/>
+      </w:tblPr>
+      <w:tblGrid>
+        <w:gridCol w:w="4680"/>
+        <w:gridCol w:w="4680"/>
+      </w:tblGrid>
+      <w:tr>
+        <w:trPr>
+          <w:tblHeader w:val="true"/>
+        </w:trPr>
+        <w:tc>
+          <w:tcPr>
+            <w:tcW w:type="dxa" w:w="4680"/>
+            <w:shd w:fill="E8EEF5"/>
+            <w:vAlign w:val="center"/>
+            <w:tcMar>
+              <w:top w:w="80" w:type="dxa"/>
+              <w:bottom w:w="80" w:type="dxa"/>
+              <w:start w:w="120" w:type="dxa"/>
+              <w:end w:w="120" w:type="dxa"/>
+            </w:tcMar>
+          </w:tcPr>
+          <w:p>
+            <w:pPr>
+              <w:spacing w:after="0" w:line="276" w:lineRule="auto"/>
+              <w:jc w:val="left"/>
+            </w:pPr>
+            <w:r/>
+            <w:r>
+              <w:rPr>
+                <w:rFonts w:ascii="Calibri" w:hAnsi="Calibri"/>
+                <w:b/>
+                <w:color w:val="000000"/>
+                <w:sz w:val="19"/>
+              </w:rPr>
+              <w:t>Potential misuse</w:t>
+            </w:r>
+          </w:p>
+        </w:tc>
+        <w:tc>
+          <w:tcPr>
+            <w:tcW w:type="dxa" w:w="4680"/>
+            <w:shd w:fill="E8EEF5"/>
+            <w:vAlign w:val="center"/>
+            <w:tcMar>
+              <w:top w:w="80" w:type="dxa"/>
+              <w:bottom w:w="80" w:type="dxa"/>
+              <w:start w:w="120" w:type="dxa"/>
+              <w:end w:w="120" w:type="dxa"/>
+            </w:tcMar>
+          </w:tcPr>
+          <w:p>
+            <w:pPr>
+              <w:spacing w:after="0" w:line="276" w:lineRule="auto"/>
+              <w:jc w:val="left"/>
+            </w:pPr>
+            <w:r/>
+            <w:r>
+              <w:rPr>
+                <w:rFonts w:ascii="Calibri" w:hAnsi="Calibri"/>
+                <w:b/>
+                <w:color w:val="000000"/>
+                <w:sz w:val="19"/>
+              </w:rPr>
+              <w:t>Control expectation</w:t>
+            </w:r>
+          </w:p>
+        </w:tc>
+      </w:tr>
+      <w:tr>
+        <w:tc>
+          <w:tcPr>
+            <w:tcW w:type="dxa" w:w="4680"/>
+            <w:vAlign w:val="center"/>
+            <w:tcMar>
+              <w:top w:w="80" w:type="dxa"/>
+              <w:bottom w:w="80" w:type="dxa"/>
+              <w:start w:w="120" w:type="dxa"/>
+              <w:end w:w="120" w:type="dxa"/>
+            </w:tcMar>
+          </w:tcPr>
+          <w:p>
+            <w:pPr>
+              <w:spacing w:after="0" w:line="276" w:lineRule="auto"/>
+              <w:jc w:val="left"/>
+            </w:pPr>
+            <w:r/>
+            <w:r>
+              <w:rPr>
+                <w:rFonts w:ascii="Calibri" w:hAnsi="Calibri"/>
+                <w:b w:val="0"/>
+                <w:color w:val="000000"/>
+                <w:sz w:val="19"/>
+              </w:rPr>
+              <w:t>Using QCLabOne as the official CDS raw-data repository</w:t>
+            </w:r>
+          </w:p>
+        </w:tc>
+        <w:tc>
+          <w:tcPr>
+            <w:tcW w:type="dxa" w:w="4680"/>
+            <w:vAlign w:val="center"/>
+            <w:tcMar>
+              <w:top w:w="80" w:type="dxa"/>
+              <w:bottom w:w="80" w:type="dxa"/>
+              <w:start w:w="120" w:type="dxa"/>
+              <w:end w:w="120" w:type="dxa"/>
+            </w:tcMar>
+          </w:tcPr>
+          <w:p>
+            <w:pPr>
+              <w:spacing w:after="0" w:line="276" w:lineRule="auto"/>
+              <w:jc w:val="left"/>
+            </w:pPr>
+            <w:r/>
+            <w:r>
+              <w:rPr>
+                <w:rFonts w:ascii="Calibri" w:hAnsi="Calibri"/>
+                <w:b w:val="0"/>
+                <w:color w:val="000000"/>
+                <w:sz w:val="19"/>
+              </w:rPr>
+              <w:t>CDS source-link rules, user training and review checks confirm raw data remain in ChromLink</w:t>
+            </w:r>
+          </w:p>
+        </w:tc>
+      </w:tr>
+      <w:tr>
+        <w:tc>
+          <w:tcPr>
+            <w:tcW w:type="dxa" w:w="4680"/>
+            <w:vAlign w:val="center"/>
+            <w:tcMar>
+              <w:top w:w="80" w:type="dxa"/>
+              <w:bottom w:w="80" w:type="dxa"/>
+              <w:start w:w="120" w:type="dxa"/>
+              <w:end w:w="120" w:type="dxa"/>
+            </w:tcMar>
+          </w:tcPr>
+          <w:p>
+            <w:pPr>
+              <w:spacing w:after="0" w:line="276" w:lineRule="auto"/>
+              <w:jc w:val="left"/>
+            </w:pPr>
+            <w:r/>
+            <w:r>
+              <w:rPr>
+                <w:rFonts w:ascii="Calibri" w:hAnsi="Calibri"/>
+                <w:b w:val="0"/>
+                <w:color w:val="000000"/>
+                <w:sz w:val="19"/>
+              </w:rPr>
+              <w:t>Using unapproved spreadsheet calculations for final results</w:t>
+            </w:r>
+          </w:p>
+        </w:tc>
+        <w:tc>
+          <w:tcPr>
+            <w:tcW w:type="dxa" w:w="4680"/>
+            <w:vAlign w:val="center"/>
+            <w:tcMar>
+              <w:top w:w="80" w:type="dxa"/>
+              <w:bottom w:w="80" w:type="dxa"/>
+              <w:start w:w="120" w:type="dxa"/>
+              <w:end w:w="120" w:type="dxa"/>
+            </w:tcMar>
+          </w:tcPr>
+          <w:p>
+            <w:pPr>
+              <w:spacing w:after="0" w:line="276" w:lineRule="auto"/>
+              <w:jc w:val="left"/>
+            </w:pPr>
+            <w:r/>
+            <w:r>
+              <w:rPr>
+                <w:rFonts w:ascii="Calibri" w:hAnsi="Calibri"/>
+                <w:b w:val="0"/>
+                <w:color w:val="000000"/>
+                <w:sz w:val="19"/>
+              </w:rPr>
+              <w:t>Controlled calculation rules, access restrictions and periodic spreadsheet remediation review</w:t>
+            </w:r>
+          </w:p>
+        </w:tc>
+      </w:tr>
+      <w:tr>
+        <w:tc>
+          <w:tcPr>
+            <w:tcW w:type="dxa" w:w="4680"/>
+            <w:vAlign w:val="center"/>
+            <w:tcMar>
+              <w:top w:w="80" w:type="dxa"/>
+              <w:bottom w:w="80" w:type="dxa"/>
+              <w:start w:w="120" w:type="dxa"/>
+              <w:end w:w="120" w:type="dxa"/>
+            </w:tcMar>
+          </w:tcPr>
+          <w:p>
+            <w:pPr>
+              <w:spacing w:after="0" w:line="276" w:lineRule="auto"/>
+              <w:jc w:val="left"/>
+            </w:pPr>
+            <w:r/>
+            <w:r>
+              <w:rPr>
+                <w:rFonts w:ascii="Calibri" w:hAnsi="Calibri"/>
+                <w:b w:val="0"/>
+                <w:color w:val="000000"/>
+                <w:sz w:val="19"/>
+              </w:rPr>
+              <w:t>Granting administrator access to routine approvers</w:t>
+            </w:r>
+          </w:p>
+        </w:tc>
+        <w:tc>
+          <w:tcPr>
+            <w:tcW w:type="dxa" w:w="4680"/>
+            <w:vAlign w:val="center"/>
+            <w:tcMar>
+              <w:top w:w="80" w:type="dxa"/>
+              <w:bottom w:w="80" w:type="dxa"/>
+              <w:start w:w="120" w:type="dxa"/>
+              <w:end w:w="120" w:type="dxa"/>
+            </w:tcMar>
+          </w:tcPr>
+          <w:p>
+            <w:pPr>
+              <w:spacing w:after="0" w:line="276" w:lineRule="auto"/>
+              <w:jc w:val="left"/>
+            </w:pPr>
+            <w:r/>
+            <w:r>
+              <w:rPr>
+                <w:rFonts w:ascii="Calibri" w:hAnsi="Calibri"/>
+                <w:b w:val="0"/>
+                <w:color w:val="000000"/>
+                <w:sz w:val="19"/>
+              </w:rPr>
+              <w:t>Role matrix, segregation-of-duties review and privileged access monitoring</w:t>
+            </w:r>
+          </w:p>
+        </w:tc>
+      </w:tr>
+      <w:tr>
+        <w:tc>
+          <w:tcPr>
+            <w:tcW w:type="dxa" w:w="4680"/>
+            <w:vAlign w:val="center"/>
+            <w:tcMar>
+              <w:top w:w="80" w:type="dxa"/>
+              <w:bottom w:w="80" w:type="dxa"/>
+              <w:start w:w="120" w:type="dxa"/>
+              <w:end w:w="120" w:type="dxa"/>
+            </w:tcMar>
+          </w:tcPr>
+          <w:p>
+            <w:pPr>
+              <w:spacing w:after="0" w:line="276" w:lineRule="auto"/>
+              <w:jc w:val="left"/>
+            </w:pPr>
+            <w:r/>
+            <w:r>
+              <w:rPr>
+                <w:rFonts w:ascii="Calibri" w:hAnsi="Calibri"/>
+                <w:b w:val="0"/>
+                <w:color w:val="000000"/>
+                <w:sz w:val="19"/>
+              </w:rPr>
+              <w:t>Correcting signed records without invalidating approval</w:t>
+            </w:r>
+          </w:p>
+        </w:tc>
+        <w:tc>
+          <w:tcPr>
+            <w:tcW w:type="dxa" w:w="4680"/>
+            <w:vAlign w:val="center"/>
+            <w:tcMar>
+              <w:top w:w="80" w:type="dxa"/>
+              <w:bottom w:w="80" w:type="dxa"/>
+              <w:start w:w="120" w:type="dxa"/>
+              <w:end w:w="120" w:type="dxa"/>
+            </w:tcMar>
+          </w:tcPr>
+          <w:p>
+            <w:pPr>
+              <w:spacing w:after="0" w:line="276" w:lineRule="auto"/>
+              <w:jc w:val="left"/>
+            </w:pPr>
+            <w:r/>
+            <w:r>
+              <w:rPr>
+                <w:rFonts w:ascii="Calibri" w:hAnsi="Calibri"/>
+                <w:b w:val="0"/>
+                <w:color w:val="000000"/>
+                <w:sz w:val="19"/>
+              </w:rPr>
+              <w:t>Workflow rule requires reason, audit trail, re-review and new electronic signature</w:t>
+            </w:r>
+          </w:p>
+        </w:tc>
+      </w:tr>
+      <w:tr>
+        <w:tc>
+          <w:tcPr>
+            <w:tcW w:type="dxa" w:w="4680"/>
+            <w:vAlign w:val="center"/>
+            <w:tcMar>
+              <w:top w:w="80" w:type="dxa"/>
+              <w:bottom w:w="80" w:type="dxa"/>
+              <w:start w:w="120" w:type="dxa"/>
+              <w:end w:w="120" w:type="dxa"/>
+            </w:tcMar>
+          </w:tcPr>
+          <w:p>
+            <w:pPr>
+              <w:spacing w:after="0" w:line="276" w:lineRule="auto"/>
+              <w:jc w:val="left"/>
+            </w:pPr>
+            <w:r/>
+            <w:r>
+              <w:rPr>
+                <w:rFonts w:ascii="Calibri" w:hAnsi="Calibri"/>
+                <w:b w:val="0"/>
+                <w:color w:val="000000"/>
+                <w:sz w:val="19"/>
+              </w:rPr>
+              <w:t>Continuing manual contingency after interface restoration</w:t>
+            </w:r>
+          </w:p>
+        </w:tc>
+        <w:tc>
+          <w:tcPr>
+            <w:tcW w:type="dxa" w:w="4680"/>
+            <w:vAlign w:val="center"/>
+            <w:tcMar>
+              <w:top w:w="80" w:type="dxa"/>
+              <w:bottom w:w="80" w:type="dxa"/>
+              <w:start w:w="120" w:type="dxa"/>
+              <w:end w:w="120" w:type="dxa"/>
+            </w:tcMar>
+          </w:tcPr>
+          <w:p>
+            <w:pPr>
+              <w:spacing w:after="0" w:line="276" w:lineRule="auto"/>
+              <w:jc w:val="left"/>
+            </w:pPr>
+            <w:r/>
+            <w:r>
+              <w:rPr>
+                <w:rFonts w:ascii="Calibri" w:hAnsi="Calibri"/>
+                <w:b w:val="0"/>
+                <w:color w:val="000000"/>
+                <w:sz w:val="19"/>
+              </w:rPr>
+              <w:t>Reconciliation and supervisor/QA review before closure of the outage record</w:t>
+            </w:r>
+          </w:p>
+        </w:tc>
+      </w:tr>
+    </w:tbl>
+    <w:p>
+      <w:pPr>
+        <w:spacing w:after="80"/>
+      </w:pPr>
+    </w:p>
+    <w:p>
+      <w:pPr>
+        <w:pStyle w:val="Heading1"/>
+      </w:pPr>
+      <w:r>
+        <w:t>7. Intended-use traceability anchors</w:t>
+      </w:r>
+    </w:p>
+    <w:tbl>
+      <w:tblPr>
+        <w:tblStyle w:val="TableGrid"/>
+        <w:tblW w:type="dxa" w:w="9360"/>
+        <w:tblLayout w:type="fixed"/>
+        <w:tblLook w:firstColumn="1" w:firstRow="1" w:lastColumn="0" w:lastRow="0" w:noHBand="0" w:noVBand="1" w:val="04A0"/>
+        <w:tblInd w:w="120" w:type="dxa"/>
+      </w:tblPr>
+      <w:tblGrid>
+        <w:gridCol w:w="3941"/>
+        <w:gridCol w:w="5419"/>
+      </w:tblGrid>
+      <w:tr>
+        <w:trPr>
+          <w:tblHeader w:val="true"/>
+        </w:trPr>
+        <w:tc>
+          <w:tcPr>
+            <w:tcW w:type="dxa" w:w="3941"/>
+            <w:shd w:fill="E8EEF5"/>
+            <w:vAlign w:val="center"/>
+            <w:tcMar>
+              <w:top w:w="80" w:type="dxa"/>
+              <w:bottom w:w="80" w:type="dxa"/>
+              <w:start w:w="120" w:type="dxa"/>
+              <w:end w:w="120" w:type="dxa"/>
+            </w:tcMar>
+          </w:tcPr>
+          <w:p>
+            <w:pPr>
+              <w:spacing w:after="0" w:line="276" w:lineRule="auto"/>
+              <w:jc w:val="left"/>
+            </w:pPr>
+            <w:r/>
+            <w:r>
+              <w:rPr>
+                <w:rFonts w:ascii="Calibri" w:hAnsi="Calibri"/>
+                <w:b/>
+                <w:color w:val="000000"/>
+                <w:sz w:val="19"/>
+              </w:rPr>
+              <w:t>Intended-use element</w:t>
+            </w:r>
+          </w:p>
+        </w:tc>
+        <w:tc>
+          <w:tcPr>
+            <w:tcW w:type="dxa" w:w="5419"/>
+            <w:shd w:fill="E8EEF5"/>
+            <w:vAlign w:val="center"/>
+            <w:tcMar>
+              <w:top w:w="80" w:type="dxa"/>
+              <w:bottom w:w="80" w:type="dxa"/>
+              <w:start w:w="120" w:type="dxa"/>
+              <w:end w:w="120" w:type="dxa"/>
+            </w:tcMar>
+          </w:tcPr>
+          <w:p>
+            <w:pPr>
+              <w:spacing w:after="0" w:line="276" w:lineRule="auto"/>
+              <w:jc w:val="left"/>
+            </w:pPr>
+            <w:r/>
+            <w:r>
+              <w:rPr>
+                <w:rFonts w:ascii="Calibri" w:hAnsi="Calibri"/>
+                <w:b/>
+                <w:color w:val="000000"/>
+                <w:sz w:val="19"/>
+              </w:rPr>
+              <w:t>Downstream evidence</w:t>
+            </w:r>
+          </w:p>
+        </w:tc>
+      </w:tr>
+      <w:tr>
+        <w:tc>
+          <w:tcPr>
+            <w:tcW w:type="dxa" w:w="3941"/>
+            <w:vAlign w:val="center"/>
+            <w:tcMar>
+              <w:top w:w="80" w:type="dxa"/>
+              <w:bottom w:w="80" w:type="dxa"/>
+              <w:start w:w="120" w:type="dxa"/>
+              <w:end w:w="120" w:type="dxa"/>
+            </w:tcMar>
+          </w:tcPr>
+          <w:p>
+            <w:pPr>
+              <w:spacing w:after="0" w:line="276" w:lineRule="auto"/>
+              <w:jc w:val="left"/>
+            </w:pPr>
+            <w:r/>
+            <w:r>
+              <w:rPr>
+                <w:rFonts w:ascii="Calibri" w:hAnsi="Calibri"/>
+                <w:b w:val="0"/>
+                <w:color w:val="000000"/>
+                <w:sz w:val="19"/>
+              </w:rPr>
+              <w:t>Sample lifecycle control</w:t>
+            </w:r>
+          </w:p>
+        </w:tc>
+        <w:tc>
+          <w:tcPr>
+            <w:tcW w:type="dxa" w:w="5419"/>
+            <w:vAlign w:val="center"/>
+            <w:tcMar>
+              <w:top w:w="80" w:type="dxa"/>
+              <w:bottom w:w="80" w:type="dxa"/>
+              <w:start w:w="120" w:type="dxa"/>
+              <w:end w:w="120" w:type="dxa"/>
+            </w:tcMar>
+          </w:tcPr>
+          <w:p>
+            <w:pPr>
+              <w:spacing w:after="0" w:line="276" w:lineRule="auto"/>
+              <w:jc w:val="left"/>
+            </w:pPr>
+            <w:r/>
+            <w:r>
+              <w:rPr>
+                <w:rFonts w:ascii="Calibri" w:hAnsi="Calibri"/>
+                <w:b w:val="0"/>
+                <w:color w:val="000000"/>
+                <w:sz w:val="19"/>
+              </w:rPr>
+              <w:t>URS sample management requirements, PQ end-to-end sample scenarios and SOP training</w:t>
+            </w:r>
+          </w:p>
+        </w:tc>
+      </w:tr>
+      <w:tr>
+        <w:tc>
+          <w:tcPr>
+            <w:tcW w:type="dxa" w:w="3941"/>
+            <w:vAlign w:val="center"/>
+            <w:tcMar>
+              <w:top w:w="80" w:type="dxa"/>
+              <w:bottom w:w="80" w:type="dxa"/>
+              <w:start w:w="120" w:type="dxa"/>
+              <w:end w:w="120" w:type="dxa"/>
+            </w:tcMar>
+          </w:tcPr>
+          <w:p>
+            <w:pPr>
+              <w:spacing w:after="0" w:line="276" w:lineRule="auto"/>
+              <w:jc w:val="left"/>
+            </w:pPr>
+            <w:r/>
+            <w:r>
+              <w:rPr>
+                <w:rFonts w:ascii="Calibri" w:hAnsi="Calibri"/>
+                <w:b w:val="0"/>
+                <w:color w:val="000000"/>
+                <w:sz w:val="19"/>
+              </w:rPr>
+              <w:t>Electronic laboratory execution</w:t>
+            </w:r>
+          </w:p>
+        </w:tc>
+        <w:tc>
+          <w:tcPr>
+            <w:tcW w:type="dxa" w:w="5419"/>
+            <w:vAlign w:val="center"/>
+            <w:tcMar>
+              <w:top w:w="80" w:type="dxa"/>
+              <w:bottom w:w="80" w:type="dxa"/>
+              <w:start w:w="120" w:type="dxa"/>
+              <w:end w:w="120" w:type="dxa"/>
+            </w:tcMar>
+          </w:tcPr>
+          <w:p>
+            <w:pPr>
+              <w:spacing w:after="0" w:line="276" w:lineRule="auto"/>
+              <w:jc w:val="left"/>
+            </w:pPr>
+            <w:r/>
+            <w:r>
+              <w:rPr>
+                <w:rFonts w:ascii="Calibri" w:hAnsi="Calibri"/>
+                <w:b w:val="0"/>
+                <w:color w:val="000000"/>
+                <w:sz w:val="19"/>
+              </w:rPr>
+              <w:t>LES configuration, OQ challenge scripts, audit trail and e-signature tests</w:t>
+            </w:r>
+          </w:p>
+        </w:tc>
+      </w:tr>
+      <w:tr>
+        <w:tc>
+          <w:tcPr>
+            <w:tcW w:type="dxa" w:w="3941"/>
+            <w:vAlign w:val="center"/>
+            <w:tcMar>
+              <w:top w:w="80" w:type="dxa"/>
+              <w:bottom w:w="80" w:type="dxa"/>
+              <w:start w:w="120" w:type="dxa"/>
+              <w:end w:w="120" w:type="dxa"/>
+            </w:tcMar>
+          </w:tcPr>
+          <w:p>
+            <w:pPr>
+              <w:spacing w:after="0" w:line="276" w:lineRule="auto"/>
+              <w:jc w:val="left"/>
+            </w:pPr>
+            <w:r/>
+            <w:r>
+              <w:rPr>
+                <w:rFonts w:ascii="Calibri" w:hAnsi="Calibri"/>
+                <w:b w:val="0"/>
+                <w:color w:val="000000"/>
+                <w:sz w:val="19"/>
+              </w:rPr>
+              <w:t>Calculation and limit evaluation</w:t>
+            </w:r>
+          </w:p>
+        </w:tc>
+        <w:tc>
+          <w:tcPr>
+            <w:tcW w:type="dxa" w:w="5419"/>
+            <w:vAlign w:val="center"/>
+            <w:tcMar>
+              <w:top w:w="80" w:type="dxa"/>
+              <w:bottom w:w="80" w:type="dxa"/>
+              <w:start w:w="120" w:type="dxa"/>
+              <w:end w:w="120" w:type="dxa"/>
+            </w:tcMar>
+          </w:tcPr>
+          <w:p>
+            <w:pPr>
+              <w:spacing w:after="0" w:line="276" w:lineRule="auto"/>
+              <w:jc w:val="left"/>
+            </w:pPr>
+            <w:r/>
+            <w:r>
+              <w:rPr>
+                <w:rFonts w:ascii="Calibri" w:hAnsi="Calibri"/>
+                <w:b w:val="0"/>
+                <w:color w:val="000000"/>
+                <w:sz w:val="19"/>
+              </w:rPr>
+              <w:t>Report/calculation specification, independent verification and regression testing</w:t>
+            </w:r>
+          </w:p>
+        </w:tc>
+      </w:tr>
+      <w:tr>
+        <w:tc>
+          <w:tcPr>
+            <w:tcW w:type="dxa" w:w="3941"/>
+            <w:vAlign w:val="center"/>
+            <w:tcMar>
+              <w:top w:w="80" w:type="dxa"/>
+              <w:bottom w:w="80" w:type="dxa"/>
+              <w:start w:w="120" w:type="dxa"/>
+              <w:end w:w="120" w:type="dxa"/>
+            </w:tcMar>
+          </w:tcPr>
+          <w:p>
+            <w:pPr>
+              <w:spacing w:after="0" w:line="276" w:lineRule="auto"/>
+              <w:jc w:val="left"/>
+            </w:pPr>
+            <w:r/>
+            <w:r>
+              <w:rPr>
+                <w:rFonts w:ascii="Calibri" w:hAnsi="Calibri"/>
+                <w:b w:val="0"/>
+                <w:color w:val="000000"/>
+                <w:sz w:val="19"/>
+              </w:rPr>
+              <w:t>Regulated review and approval</w:t>
+            </w:r>
+          </w:p>
+        </w:tc>
+        <w:tc>
+          <w:tcPr>
+            <w:tcW w:type="dxa" w:w="5419"/>
+            <w:vAlign w:val="center"/>
+            <w:tcMar>
+              <w:top w:w="80" w:type="dxa"/>
+              <w:bottom w:w="80" w:type="dxa"/>
+              <w:start w:w="120" w:type="dxa"/>
+              <w:end w:w="120" w:type="dxa"/>
+            </w:tcMar>
+          </w:tcPr>
+          <w:p>
+            <w:pPr>
+              <w:spacing w:after="0" w:line="276" w:lineRule="auto"/>
+              <w:jc w:val="left"/>
+            </w:pPr>
+            <w:r/>
+            <w:r>
+              <w:rPr>
+                <w:rFonts w:ascii="Calibri" w:hAnsi="Calibri"/>
+                <w:b w:val="0"/>
+                <w:color w:val="000000"/>
+                <w:sz w:val="19"/>
+              </w:rPr>
+              <w:t>Role/access matrix, workflow tests and reviewer training records</w:t>
+            </w:r>
+          </w:p>
+        </w:tc>
+      </w:tr>
+      <w:tr>
+        <w:tc>
+          <w:tcPr>
+            <w:tcW w:type="dxa" w:w="3941"/>
+            <w:vAlign w:val="center"/>
+            <w:tcMar>
+              <w:top w:w="80" w:type="dxa"/>
+              <w:bottom w:w="80" w:type="dxa"/>
+              <w:start w:w="120" w:type="dxa"/>
+              <w:end w:w="120" w:type="dxa"/>
+            </w:tcMar>
+          </w:tcPr>
+          <w:p>
+            <w:pPr>
+              <w:spacing w:after="0" w:line="276" w:lineRule="auto"/>
+              <w:jc w:val="left"/>
+            </w:pPr>
+            <w:r/>
+            <w:r>
+              <w:rPr>
+                <w:rFonts w:ascii="Calibri" w:hAnsi="Calibri"/>
+                <w:b w:val="0"/>
+                <w:color w:val="000000"/>
+                <w:sz w:val="19"/>
+              </w:rPr>
+              <w:t>Inspection retrieval</w:t>
+            </w:r>
+          </w:p>
+        </w:tc>
+        <w:tc>
+          <w:tcPr>
+            <w:tcW w:type="dxa" w:w="5419"/>
+            <w:vAlign w:val="center"/>
+            <w:tcMar>
+              <w:top w:w="80" w:type="dxa"/>
+              <w:bottom w:w="80" w:type="dxa"/>
+              <w:start w:w="120" w:type="dxa"/>
+              <w:end w:w="120" w:type="dxa"/>
+            </w:tcMar>
+          </w:tcPr>
+          <w:p>
+            <w:pPr>
+              <w:spacing w:after="0" w:line="276" w:lineRule="auto"/>
+              <w:jc w:val="left"/>
+            </w:pPr>
+            <w:r/>
+            <w:r>
+              <w:rPr>
+                <w:rFonts w:ascii="Calibri" w:hAnsi="Calibri"/>
+                <w:b w:val="0"/>
+                <w:color w:val="000000"/>
+                <w:sz w:val="19"/>
+              </w:rPr>
+              <w:t>Archive/export specification, retrieval tests and periodic archive review</w:t>
+            </w:r>
+          </w:p>
+        </w:tc>
+      </w:tr>
+    </w:tbl>
+    <w:p>
+      <w:pPr>
+        <w:spacing w:after="80"/>
+      </w:pPr>
+    </w:p>
+    <w:p>
+      <w:pPr>
+        <w:pStyle w:val="Heading1"/>
+      </w:pPr>
+      <w:r>
+        <w:t>8. Related documents</w:t>
       </w:r>
     </w:p>
     <w:tbl>
